--- a/docs/output/Zain Hajahjah/سجن البرج/SRT-En/أحمد/DOCX/07_تفريغ عربي-الخروج_En.docx
+++ b/docs/output/Zain Hajahjah/سجن البرج/SRT-En/أحمد/DOCX/07_تفريغ عربي-الخروج_En.docx
@@ -4,112 +4,222 @@
   <w:body>
     <w:p>
       <w:r>
-        <w:t>I was sitting and the guard opened the door on me. No, I think it was the interrogator</w:t>
+        <w:t>I was sitting and the guard opened the door</w:t>
       </w:r>
     </w:p>
     <w:p>
       <w:r>
-        <w:t>He told me, tomorrow you will go out for execution. I said, there is no power but God's, of course</w:t>
+        <w:t>on me. No, I think it was the interrogator</w:t>
       </w:r>
     </w:p>
     <w:p>
       <w:r>
-        <w:t>In the morning, or at around midnight, they took me and flogged me 40 lashes</w:t>
+        <w:t>He told me, tomorrow you will go out for execution.</w:t>
       </w:r>
     </w:p>
     <w:p>
       <w:r>
-        <w:t>He told me, this is called &lt;i&gt;taazir&lt;/i&gt; [discretionary punishment], you must be flogged. My eyes were covered and I endured the flogging</w:t>
+        <w:t>I said, there is no power but God's, of course</w:t>
       </w:r>
     </w:p>
     <w:p>
       <w:r>
-        <w:t>On my back with a whip, and I returned to the solitary cell</w:t>
+        <w:t>In the morning, or at around midnight,</w:t>
       </w:r>
     </w:p>
     <w:p>
       <w:r>
-        <w:t>They put me in the solitary cell, and the next morning around 10 o'clock they took me out</w:t>
+        <w:t>they took me and flogged me 40 lashes</w:t>
       </w:r>
     </w:p>
     <w:p>
       <w:r>
-        <w:t>And brought me back at 11. A guard came and told me, come, you and your friend Abdul Latif</w:t>
+        <w:t>He told me, this is called taazir [discretionary punishment], you</w:t>
       </w:r>
     </w:p>
     <w:p>
       <w:r>
-        <w:t>They took us out blindfolded, assuming we were going to execution. We were silent</w:t>
+        <w:t>must be flogged. My eyes were covered and I endured the flogging</w:t>
       </w:r>
     </w:p>
     <w:p>
       <w:r>
-        <w:t>We reached the market in Tabqa and he said, remove the blindfolds</w:t>
+        <w:t>On my back with a whip, and</w:t>
       </w:r>
     </w:p>
     <w:p>
       <w:r>
-        <w:t>We removed the blindfolds. He said, get out and I do not want to hear a sound. We got out and went home</w:t>
+        <w:t>I returned to the solitary cell</w:t>
       </w:r>
     </w:p>
     <w:p>
       <w:r>
-        <w:t>Abdul Latif and I, when we opened our eyes, felt dizzy</w:t>
+        <w:t>They put me in the solitary cell, and the next</w:t>
       </w:r>
     </w:p>
     <w:p>
       <w:r>
-        <w:t>He dropped us off and left. Because of the fear we lived in, we could not even look back</w:t>
+        <w:t>morning around 10 o'clock they took me out</w:t>
       </w:r>
     </w:p>
     <w:p>
       <w:r>
-        <w:t>Interviewer: From what you saw, who was the Emir? Who had the authority in this place?</w:t>
+        <w:t>And brought me back at 11. A guard came and</w:t>
       </w:r>
     </w:p>
     <w:p>
       <w:r>
-        <w:t>The Emir present was never seen by us. We only saw the guard and the interrogator, nothing else. We heard, the Emir has come, the Emir has left</w:t>
+        <w:t>told me, come, you and your friend Abdul Latif</w:t>
       </w:r>
     </w:p>
     <w:p>
       <w:r>
-        <w:t>About five days before I was released</w:t>
+        <w:t>They took us out blindfolded, assuming</w:t>
       </w:r>
     </w:p>
     <w:p>
       <w:r>
-        <w:t>An older masked man came. My eyes were blindfolded and he spoke to me</w:t>
+        <w:t>we were going to execution. We were silent</w:t>
       </w:r>
     </w:p>
     <w:p>
       <w:r>
-        <w:t>He scolded us and said, join up, be with ISIS, it is better for you</w:t>
+        <w:t>We reached the market in Tabqa</w:t>
       </w:r>
     </w:p>
     <w:p>
       <w:r>
-        <w:t>And words like that, advising us. It was like advice, but he punched me in the stomach and put me back in the room</w:t>
+        <w:t>and he said, remove the blindfolds</w:t>
       </w:r>
     </w:p>
     <w:p>
       <w:r>
-        <w:t>And closed the door on me. Four days after that, it was time for our release</w:t>
+        <w:t>We removed the blindfolds. He said, get out and I do</w:t>
       </w:r>
     </w:p>
     <w:p>
       <w:r>
-        <w:t>Interviewer: What was his name or nom de guerre?</w:t>
+        <w:t>not want to hear a sound. We got out and went home</w:t>
       </w:r>
     </w:p>
     <w:p>
       <w:r>
-        <w:t>I only heard of two older men. People inside said, this is Abu Luqman</w:t>
+        <w:t>Abdul Latif and I, when we</w:t>
       </w:r>
     </w:p>
     <w:p>
       <w:r>
-        <w:t>Known by the nom de guerre Emir Abu Luqman</w:t>
+        <w:t>opened our eyes, felt dizzy</w:t>
+      </w:r>
+    </w:p>
+    <w:p>
+      <w:r>
+        <w:t>He dropped us off and left. Because of the</w:t>
+      </w:r>
+    </w:p>
+    <w:p>
+      <w:r>
+        <w:t>fear we lived in, we could not even look back</w:t>
+      </w:r>
+    </w:p>
+    <w:p>
+      <w:r>
+        <w:t>Interviewer: From what you saw, who was the</w:t>
+      </w:r>
+    </w:p>
+    <w:p>
+      <w:r>
+        <w:t>Emir? Who had the authority in this place?</w:t>
+      </w:r>
+    </w:p>
+    <w:p>
+      <w:r>
+        <w:t>The Emir present was never seen by us. We only saw the guard and the</w:t>
+      </w:r>
+    </w:p>
+    <w:p>
+      <w:r>
+        <w:t>interrogator, nothing else. We heard, the Emir has come, the Emir has left</w:t>
+      </w:r>
+    </w:p>
+    <w:p>
+      <w:r>
+        <w:t>About five days</w:t>
+      </w:r>
+    </w:p>
+    <w:p>
+      <w:r>
+        <w:t>before I was released</w:t>
+      </w:r>
+    </w:p>
+    <w:p>
+      <w:r>
+        <w:t>An older masked man came. My eyes</w:t>
+      </w:r>
+    </w:p>
+    <w:p>
+      <w:r>
+        <w:t>were blindfolded and he spoke to me</w:t>
+      </w:r>
+    </w:p>
+    <w:p>
+      <w:r>
+        <w:t>He scolded us and said, join</w:t>
+      </w:r>
+    </w:p>
+    <w:p>
+      <w:r>
+        <w:t>up, be with ISIS, it is better for you</w:t>
+      </w:r>
+    </w:p>
+    <w:p>
+      <w:r>
+        <w:t>And words like that, advising us. It was like advice, but</w:t>
+      </w:r>
+    </w:p>
+    <w:p>
+      <w:r>
+        <w:t>he punched me in the stomach and put me back in the room</w:t>
+      </w:r>
+    </w:p>
+    <w:p>
+      <w:r>
+        <w:t>And closed the door on me. Four days</w:t>
+      </w:r>
+    </w:p>
+    <w:p>
+      <w:r>
+        <w:t>after that, it was time for our release</w:t>
+      </w:r>
+    </w:p>
+    <w:p>
+      <w:r>
+        <w:t>Interviewer: What was his</w:t>
+      </w:r>
+    </w:p>
+    <w:p>
+      <w:r>
+        <w:t>name or nom de guerre?</w:t>
+      </w:r>
+    </w:p>
+    <w:p>
+      <w:r>
+        <w:t>I only heard of two older men.</w:t>
+      </w:r>
+    </w:p>
+    <w:p>
+      <w:r>
+        <w:t>People inside said, this is Abu Luqman</w:t>
+      </w:r>
+    </w:p>
+    <w:p>
+      <w:r>
+        <w:t>Known by the nom de</w:t>
+      </w:r>
+    </w:p>
+    <w:p>
+      <w:r>
+        <w:t>guerre Emir Abu Luqman</w:t>
       </w:r>
     </w:p>
     <w:sectPr>
@@ -486,7 +596,7 @@
     <w:qFormat/>
     <w:rsid w:val="00FC693F"/>
     <w:rPr>
-      <w:rFonts w:ascii="Calibri" w:hAnsi="Calibri"/>
+      <w:rFonts w:ascii="Arial" w:hAnsi="Arial"/>
       <w:sz w:val="22"/>
     </w:rPr>
   </w:style>

--- a/docs/output/Zain Hajahjah/سجن البرج/SRT-En/أحمد/DOCX/07_تفريغ عربي-الخروج_En.docx
+++ b/docs/output/Zain Hajahjah/سجن البرج/SRT-En/أحمد/DOCX/07_تفريغ عربي-الخروج_En.docx
@@ -2,6 +2,16 @@
 <file path=word/document.xml><?xml version="1.0" encoding="utf-8"?>
 <w:document xmlns:wpc="http://schemas.microsoft.com/office/word/2010/wordprocessingCanvas" xmlns:mo="http://schemas.microsoft.com/office/mac/office/2008/main" xmlns:mc="http://schemas.openxmlformats.org/markup-compatibility/2006" xmlns:mv="urn:schemas-microsoft-com:mac:vml" xmlns:o="urn:schemas-microsoft-com:office:office" xmlns:r="http://schemas.openxmlformats.org/officeDocument/2006/relationships" xmlns:m="http://schemas.openxmlformats.org/officeDocument/2006/math" xmlns:v="urn:schemas-microsoft-com:vml" xmlns:wp14="http://schemas.microsoft.com/office/word/2010/wordprocessingDrawing" xmlns:wp="http://schemas.openxmlformats.org/drawingml/2006/wordprocessingDrawing" xmlns:w10="urn:schemas-microsoft-com:office:word" xmlns:w="http://schemas.openxmlformats.org/wordprocessingml/2006/main" xmlns:w14="http://schemas.microsoft.com/office/word/2010/wordml" xmlns:wpg="http://schemas.microsoft.com/office/word/2010/wordprocessingGroup" xmlns:wpi="http://schemas.microsoft.com/office/word/2010/wordprocessingInk" xmlns:wne="http://schemas.microsoft.com/office/word/2006/wordml" xmlns:wps="http://schemas.microsoft.com/office/word/2010/wordprocessingShape" mc:Ignorable="w14 wp14">
   <w:body>
+    <w:p>
+      <w:r>
+        <w:t>1</w:t>
+      </w:r>
+    </w:p>
+    <w:p>
+      <w:r>
+        <w:t>00:00:00,041 --&gt; 00:00:05,208</w:t>
+      </w:r>
+    </w:p>
     <w:p>
       <w:r>
         <w:t>I was sitting and the guard opened the door</w:t>
@@ -10,6 +20,17 @@
     <w:p>
       <w:r>
         <w:t>on me. No, I think it was the interrogator</w:t>
+      </w:r>
+    </w:p>
+    <w:p/>
+    <w:p>
+      <w:r>
+        <w:t>2</w:t>
+      </w:r>
+    </w:p>
+    <w:p>
+      <w:r>
+        <w:t>00:00:05,916 --&gt; 00:00:13,416</w:t>
       </w:r>
     </w:p>
     <w:p>
@@ -22,6 +43,17 @@
         <w:t>I said, there is no power but God's, of course</w:t>
       </w:r>
     </w:p>
+    <w:p/>
+    <w:p>
+      <w:r>
+        <w:t>3</w:t>
+      </w:r>
+    </w:p>
+    <w:p>
+      <w:r>
+        <w:t>00:00:14,125 --&gt; 00:00:21,208</w:t>
+      </w:r>
+    </w:p>
     <w:p>
       <w:r>
         <w:t>In the morning, or at around midnight,</w:t>
@@ -32,14 +64,36 @@
         <w:t>they took me and flogged me 40 lashes</w:t>
       </w:r>
     </w:p>
+    <w:p/>
     <w:p>
       <w:r>
-        <w:t>He told me, this is called taazir [discretionary punishment], you</w:t>
+        <w:t>4</w:t>
+      </w:r>
+    </w:p>
+    <w:p>
+      <w:r>
+        <w:t>00:00:22,375 --&gt; 00:00:27,250</w:t>
+      </w:r>
+    </w:p>
+    <w:p>
+      <w:r>
+        <w:t>He told me, this is called &lt;i&gt;taazir&lt;/i&gt; [discretionary punishment], you</w:t>
       </w:r>
     </w:p>
     <w:p>
       <w:r>
         <w:t>must be flogged. My eyes were covered and I endured the flogging</w:t>
+      </w:r>
+    </w:p>
+    <w:p/>
+    <w:p>
+      <w:r>
+        <w:t>5</w:t>
+      </w:r>
+    </w:p>
+    <w:p>
+      <w:r>
+        <w:t>00:00:27,666 --&gt; 00:00:32,416</w:t>
       </w:r>
     </w:p>
     <w:p>
@@ -52,6 +106,17 @@
         <w:t>I returned to the solitary cell</w:t>
       </w:r>
     </w:p>
+    <w:p/>
+    <w:p>
+      <w:r>
+        <w:t>6</w:t>
+      </w:r>
+    </w:p>
+    <w:p>
+      <w:r>
+        <w:t>00:00:33,125 --&gt; 00:00:39,083</w:t>
+      </w:r>
+    </w:p>
     <w:p>
       <w:r>
         <w:t>They put me in the solitary cell, and the next</w:t>
@@ -60,6 +125,17 @@
     <w:p>
       <w:r>
         <w:t>morning around 10 o'clock they took me out</w:t>
+      </w:r>
+    </w:p>
+    <w:p/>
+    <w:p>
+      <w:r>
+        <w:t>7</w:t>
+      </w:r>
+    </w:p>
+    <w:p>
+      <w:r>
+        <w:t>00:00:39,125 --&gt; 00:00:45,166</w:t>
       </w:r>
     </w:p>
     <w:p>
@@ -72,6 +148,17 @@
         <w:t>told me, come, you and your friend Abdul Latif</w:t>
       </w:r>
     </w:p>
+    <w:p/>
+    <w:p>
+      <w:r>
+        <w:t>8</w:t>
+      </w:r>
+    </w:p>
+    <w:p>
+      <w:r>
+        <w:t>00:00:46,166 --&gt; 00:00:49,875</w:t>
+      </w:r>
+    </w:p>
     <w:p>
       <w:r>
         <w:t>They took us out blindfolded, assuming</w:t>
@@ -80,6 +167,17 @@
     <w:p>
       <w:r>
         <w:t>we were going to execution. We were silent</w:t>
+      </w:r>
+    </w:p>
+    <w:p/>
+    <w:p>
+      <w:r>
+        <w:t>9</w:t>
+      </w:r>
+    </w:p>
+    <w:p>
+      <w:r>
+        <w:t>00:00:50,666 --&gt; 00:00:57,333</w:t>
       </w:r>
     </w:p>
     <w:p>
@@ -92,6 +190,17 @@
         <w:t>and he said, remove the blindfolds</w:t>
       </w:r>
     </w:p>
+    <w:p/>
+    <w:p>
+      <w:r>
+        <w:t>10</w:t>
+      </w:r>
+    </w:p>
+    <w:p>
+      <w:r>
+        <w:t>00:00:57,416 --&gt; 00:01:02,125</w:t>
+      </w:r>
+    </w:p>
     <w:p>
       <w:r>
         <w:t>We removed the blindfolds. He said, get out and I do</w:t>
@@ -100,6 +209,17 @@
     <w:p>
       <w:r>
         <w:t>not want to hear a sound. We got out and went home</w:t>
+      </w:r>
+    </w:p>
+    <w:p/>
+    <w:p>
+      <w:r>
+        <w:t>11</w:t>
+      </w:r>
+    </w:p>
+    <w:p>
+      <w:r>
+        <w:t>00:01:03,000 --&gt; 00:01:05,750</w:t>
       </w:r>
     </w:p>
     <w:p>
@@ -112,6 +232,17 @@
         <w:t>opened our eyes, felt dizzy</w:t>
       </w:r>
     </w:p>
+    <w:p/>
+    <w:p>
+      <w:r>
+        <w:t>12</w:t>
+      </w:r>
+    </w:p>
+    <w:p>
+      <w:r>
+        <w:t>00:01:08,291 --&gt; 00:01:13,916</w:t>
+      </w:r>
+    </w:p>
     <w:p>
       <w:r>
         <w:t>He dropped us off and left. Because of the</w:t>
@@ -120,6 +251,17 @@
     <w:p>
       <w:r>
         <w:t>fear we lived in, we could not even look back</w:t>
+      </w:r>
+    </w:p>
+    <w:p/>
+    <w:p>
+      <w:r>
+        <w:t>13</w:t>
+      </w:r>
+    </w:p>
+    <w:p>
+      <w:r>
+        <w:t>00:01:15,583 --&gt; 00:01:24,791</w:t>
       </w:r>
     </w:p>
     <w:p>
@@ -132,6 +274,17 @@
         <w:t>Emir? Who had the authority in this place?</w:t>
       </w:r>
     </w:p>
+    <w:p/>
+    <w:p>
+      <w:r>
+        <w:t>14</w:t>
+      </w:r>
+    </w:p>
+    <w:p>
+      <w:r>
+        <w:t>00:01:25,541 --&gt; 00:01:34,250</w:t>
+      </w:r>
+    </w:p>
     <w:p>
       <w:r>
         <w:t>The Emir present was never seen by us. We only saw the guard and the</w:t>
@@ -140,6 +293,17 @@
     <w:p>
       <w:r>
         <w:t>interrogator, nothing else. We heard, the Emir has come, the Emir has left</w:t>
+      </w:r>
+    </w:p>
+    <w:p/>
+    <w:p>
+      <w:r>
+        <w:t>15</w:t>
+      </w:r>
+    </w:p>
+    <w:p>
+      <w:r>
+        <w:t>00:01:35,083 --&gt; 00:01:40,500</w:t>
       </w:r>
     </w:p>
     <w:p>
@@ -152,6 +316,17 @@
         <w:t>before I was released</w:t>
       </w:r>
     </w:p>
+    <w:p/>
+    <w:p>
+      <w:r>
+        <w:t>16</w:t>
+      </w:r>
+    </w:p>
+    <w:p>
+      <w:r>
+        <w:t>00:01:40,833 --&gt; 00:01:46,041</w:t>
+      </w:r>
+    </w:p>
     <w:p>
       <w:r>
         <w:t>An older masked man came. My eyes</w:t>
@@ -160,6 +335,17 @@
     <w:p>
       <w:r>
         <w:t>were blindfolded and he spoke to me</w:t>
+      </w:r>
+    </w:p>
+    <w:p/>
+    <w:p>
+      <w:r>
+        <w:t>17</w:t>
+      </w:r>
+    </w:p>
+    <w:p>
+      <w:r>
+        <w:t>00:01:46,666 --&gt; 00:01:52,333</w:t>
       </w:r>
     </w:p>
     <w:p>
@@ -172,6 +358,17 @@
         <w:t>up, be with ISIS, it is better for you</w:t>
       </w:r>
     </w:p>
+    <w:p/>
+    <w:p>
+      <w:r>
+        <w:t>18</w:t>
+      </w:r>
+    </w:p>
+    <w:p>
+      <w:r>
+        <w:t>00:01:53,166 --&gt; 00:02:00,333</w:t>
+      </w:r>
+    </w:p>
     <w:p>
       <w:r>
         <w:t>And words like that, advising us. It was like advice, but</w:t>
@@ -180,6 +377,17 @@
     <w:p>
       <w:r>
         <w:t>he punched me in the stomach and put me back in the room</w:t>
+      </w:r>
+    </w:p>
+    <w:p/>
+    <w:p>
+      <w:r>
+        <w:t>19</w:t>
+      </w:r>
+    </w:p>
+    <w:p>
+      <w:r>
+        <w:t>00:02:00,375 --&gt; 00:02:03,375</w:t>
       </w:r>
     </w:p>
     <w:p>
@@ -192,6 +400,17 @@
         <w:t>after that, it was time for our release</w:t>
       </w:r>
     </w:p>
+    <w:p/>
+    <w:p>
+      <w:r>
+        <w:t>20</w:t>
+      </w:r>
+    </w:p>
+    <w:p>
+      <w:r>
+        <w:t>00:02:03,708 --&gt; 00:02:05,791</w:t>
+      </w:r>
+    </w:p>
     <w:p>
       <w:r>
         <w:t>Interviewer: What was his</w:t>
@@ -200,6 +419,17 @@
     <w:p>
       <w:r>
         <w:t>name or nom de guerre?</w:t>
+      </w:r>
+    </w:p>
+    <w:p/>
+    <w:p>
+      <w:r>
+        <w:t>21</w:t>
+      </w:r>
+    </w:p>
+    <w:p>
+      <w:r>
+        <w:t>00:02:06,583 --&gt; 00:02:14,333</w:t>
       </w:r>
     </w:p>
     <w:p>
@@ -212,6 +442,17 @@
         <w:t>People inside said, this is Abu Luqman</w:t>
       </w:r>
     </w:p>
+    <w:p/>
+    <w:p>
+      <w:r>
+        <w:t>22</w:t>
+      </w:r>
+    </w:p>
+    <w:p>
+      <w:r>
+        <w:t>00:02:15,166 --&gt; 00:02:17,333</w:t>
+      </w:r>
+    </w:p>
     <w:p>
       <w:r>
         <w:t>Known by the nom de</w:t>
@@ -222,6 +463,7 @@
         <w:t>guerre Emir Abu Luqman</w:t>
       </w:r>
     </w:p>
+    <w:p/>
     <w:sectPr>
       <w:pgSz w:w="12240" w:h="15840"/>
       <w:pgMar w:top="1440" w:right="1800" w:bottom="1440" w:left="1800" w:header="720" w:footer="720" w:gutter="0"/>
@@ -595,9 +837,12 @@
     <w:name w:val="Normal"/>
     <w:qFormat/>
     <w:rsid w:val="00FC693F"/>
+    <w:pPr>
+      <w:spacing w:before="0" w:after="0" w:line="276" w:lineRule="auto"/>
+    </w:pPr>
     <w:rPr>
-      <w:rFonts w:ascii="Arial" w:hAnsi="Arial"/>
-      <w:sz w:val="22"/>
+      <w:rFonts w:ascii="Courier New" w:hAnsi="Courier New"/>
+      <w:sz w:val="20"/>
     </w:rPr>
   </w:style>
   <w:style w:type="paragraph" w:styleId="Header">
